--- a/docassemble/NJPOAForMinors/data/templates/nj_power_of_attorney_delegation_fillablewithfieldswithfields919_next_steps_2.docx
+++ b/docassemble/NJPOAForMinors/data/templates/nj_power_of_attorney_delegation_fillablewithfieldswithfields919_next_steps_2.docx
@@ -8,7 +8,7 @@
         <w:pStyle w:val="Title"/>
       </w:pPr>
       <w:r>
-        <w:t>{{ al_next_steps_intro_prompt }}</w:t>
+        <w:t>Next Steps</w:t>
       </w:r>
     </w:p>
     <w:p>
@@ -20,46 +20,133 @@
       </w:pPr>
     </w:p>
     <w:p>
-      <w:r>
+      <w:pPr>
+        <w:rPr>
+          <w:lang w:val="en-US"/>
+        </w:rPr>
+      </w:pPr>
+      <w:r>
+        <w:rPr>
+          <w:lang w:val="en-US"/>
+        </w:rPr>
         <w:t xml:space="preserve">Congratulations </w:t>
       </w:r>
       <w:r>
+        <w:rPr>
+          <w:lang w:val="en-US"/>
+        </w:rPr>
         <w:t>{{ users</w:t>
       </w:r>
       <w:r>
+        <w:rPr>
+          <w:lang w:val="en-US"/>
+        </w:rPr>
         <w:t>[0</w:t>
       </w:r>
       <w:r>
-        <w:t>].name.first</w:t>
-      </w:r>
-      <w:r>
+        <w:rPr>
+          <w:lang w:val="en-US"/>
+        </w:rPr>
+        <w:t>].</w:t>
+      </w:r>
+      <w:r>
+        <w:rPr>
+          <w:lang w:val="en-US"/>
+        </w:rPr>
+        <w:t>name.first</w:t>
+      </w:r>
+      <w:r>
+        <w:rPr>
+          <w:lang w:val="en-US"/>
+        </w:rPr>
         <w:t xml:space="preserve"> }}</w:t>
       </w:r>
       <w:r>
-        <w:t>! You have finished all the forms you need to {{ al_next_s</w:t>
-      </w:r>
-      <w:r>
-        <w:t>t</w:t>
-      </w:r>
-      <w:r>
-        <w:t>eps_intro_prompt }}. The rest of the pages</w:t>
-      </w:r>
-      <w:r>
+        <w:rPr>
+          <w:lang w:val="en-US"/>
+        </w:rPr>
+        <w:t>! You have finished all the forms you need to</w:t>
+      </w:r>
+      <w:r>
+        <w:rPr>
+          <w:lang w:val="en-US"/>
+        </w:rPr>
+        <w:t xml:space="preserve"> assign your</w:t>
+      </w:r>
+      <w:r>
+        <w:rPr>
+          <w:lang w:val="en-US"/>
+        </w:rPr>
+        <w:t xml:space="preserve"> selected </w:t>
+      </w:r>
+      <w:r>
+        <w:rPr>
+          <w:lang w:val="en-US"/>
+        </w:rPr>
+        <w:t>parental powers</w:t>
+      </w:r>
+      <w:r>
+        <w:rPr>
+          <w:lang w:val="en-US"/>
+        </w:rPr>
+        <w:t>.</w:t>
+      </w:r>
+      <w:r>
+        <w:rPr>
+          <w:lang w:val="en-US"/>
+        </w:rPr>
+        <w:t xml:space="preserve"> The rest of the pages</w:t>
+      </w:r>
+      <w:r>
+        <w:rPr>
+          <w:lang w:val="en-US"/>
+        </w:rPr>
         <w:t xml:space="preserve"> </w:t>
       </w:r>
       <w:r>
+        <w:rPr>
+          <w:lang w:val="en-US"/>
+        </w:rPr>
         <w:t>in this packet are your complet</w:t>
       </w:r>
       <w:r>
+        <w:rPr>
+          <w:lang w:val="en-US"/>
+        </w:rPr>
         <w:t>ed</w:t>
       </w:r>
       <w:r>
         <w:rPr>
+          <w:lang w:val="en-US"/>
+        </w:rPr>
+        <w:t xml:space="preserve"> </w:t>
+      </w:r>
+      <w:r>
+        <w:rPr>
           <w:rStyle w:val="pl-s"/>
-        </w:rPr>
-        <w:t>{{ al_next_steps_document_title }}</w:t>
-      </w:r>
-      <w:r>
+          <w:lang w:val="en-US"/>
+        </w:rPr>
+        <w:t xml:space="preserve">{{ </w:t>
+      </w:r>
+      <w:r>
+        <w:rPr>
+          <w:rStyle w:val="pl-s"/>
+          <w:lang w:val="en-US"/>
+        </w:rPr>
+        <w:t>al_next_steps_document_title</w:t>
+      </w:r>
+      <w:r>
+        <w:rPr>
+          <w:rStyle w:val="pl-s"/>
+          <w:lang w:val="en-US"/>
+        </w:rPr>
+        <w:t xml:space="preserve"> }}</w:t>
+      </w:r>
+      <w:r>
+        <w:rPr>
+          <w:rStyle w:val="pl-s"/>
+          <w:lang w:val="en-US"/>
+        </w:rPr>
         <w:t>.</w:t>
       </w:r>
     </w:p>
@@ -73,7 +160,7 @@
           <w:footerReference w:type="default" r:id="rId10"/>
           <w:headerReference w:type="first" r:id="rId11"/>
           <w:footerReference w:type="first" r:id="rId12"/>
-          <w:pgSz w:w="12240" w:h="15840"/>
+          <w:pgSz w:w="12240" w:h="15840" w:orient="portrait"/>
           <w:pgMar w:top="720" w:right="720" w:bottom="720" w:left="720" w:header="0" w:footer="0" w:gutter="0"/>
           <w:pgNumType w:start="1"/>
           <w:cols w:space="720"/>
@@ -87,8 +174,8 @@
       <w:pPr>
         <w:pStyle w:val="Heading2"/>
       </w:pPr>
-      <w:bookmarkStart w:id="0" w:name="_yntzxzfdh9ya"/>
-      <w:bookmarkStart w:id="1" w:name="_4szgtqe6ov1h"/>
+      <w:bookmarkStart w:name="_yntzxzfdh9ya" w:id="0"/>
+      <w:bookmarkStart w:name="_4szgtqe6ov1h" w:id="1"/>
       <w:bookmarkEnd w:id="0"/>
       <w:bookmarkEnd w:id="1"/>
       <w:r>
@@ -113,7 +200,19 @@
         </w:numPr>
       </w:pPr>
       <w:r>
-        <w:t>Look over the forms below, one more time. Make sure everything is correct</w:t>
+        <w:t>Look over</w:t>
+      </w:r>
+      <w:r>
+        <w:t xml:space="preserve"> the f</w:t>
+      </w:r>
+      <w:r>
+        <w:t>orm</w:t>
+      </w:r>
+      <w:r>
+        <w:t xml:space="preserve"> </w:t>
+      </w:r>
+      <w:r>
+        <w:t>one more time. Make sure everything is correct</w:t>
       </w:r>
       <w:r>
         <w:t xml:space="preserve"> and that you understand </w:t>
@@ -150,18 +249,33 @@
           <w:ilvl w:val="0"/>
           <w:numId w:val="3"/>
         </w:numPr>
+        <w:rPr>
+          <w:lang w:val="en-US"/>
+        </w:rPr>
       </w:pPr>
       <w:r>
         <w:t xml:space="preserve">Meet with the </w:t>
       </w:r>
       <w:r>
-        <w:t xml:space="preserve">notary, 2 witnesses and </w:t>
-      </w:r>
-      <w:r>
-        <w:t xml:space="preserve">the </w:t>
-      </w:r>
-      <w:r>
-        <w:t>person you share custody with to sign the form.</w:t>
+        <w:t xml:space="preserve">notary, 2 witnesses </w:t>
+      </w:r>
+      <w:r>
+        <w:t>{% if share_custody and other_parent_will_sign %} and {{ other_parent[0].name_full() }}{% endif %}</w:t>
+      </w:r>
+      <w:r>
+        <w:t xml:space="preserve"> </w:t>
+      </w:r>
+      <w:r>
+        <w:rPr>
+          <w:lang w:val="en-US"/>
+        </w:rPr>
+        <w:t>to sign</w:t>
+      </w:r>
+      <w:r>
+        <w:rPr>
+          <w:lang w:val="en-US"/>
+        </w:rPr>
+        <w:t xml:space="preserve"> the form.</w:t>
       </w:r>
     </w:p>
     <w:p>
@@ -212,20 +326,35 @@
         </w:numPr>
       </w:pPr>
       <w:r>
+        <w:rPr>
+          <w:lang w:val="en-US"/>
+        </w:rPr>
         <w:t>Give a copy t</w:t>
       </w:r>
       <w:r>
+        <w:rPr>
+          <w:lang w:val="en-US"/>
+        </w:rPr>
         <w:t>o</w:t>
       </w:r>
       <w:r>
+        <w:rPr>
+          <w:lang w:val="en-US"/>
+        </w:rPr>
         <w:t xml:space="preserve"> anyone appropriate</w:t>
       </w:r>
-      <w:bookmarkStart w:id="2" w:name="_7jbtnvplu76"/>
+      <w:bookmarkStart w:name="_7jbtnvplu76" w:id="2"/>
       <w:bookmarkEnd w:id="2"/>
       <w:r>
+        <w:rPr>
+          <w:lang w:val="en-US"/>
+        </w:rPr>
         <w:t xml:space="preserve">, such as </w:t>
       </w:r>
       <w:r>
+        <w:rPr>
+          <w:lang w:val="en-US"/>
+        </w:rPr>
         <w:t>your child’s school.</w:t>
       </w:r>
     </w:p>
@@ -244,8 +373,8 @@
         <w:pStyle w:val="Heading2"/>
         <w:keepNext/>
       </w:pPr>
-      <w:bookmarkStart w:id="3" w:name="_jpvqkqfibwqh"/>
-      <w:bookmarkStart w:id="4" w:name="_wjzvjugefec1"/>
+      <w:bookmarkStart w:name="_jpvqkqfibwqh" w:id="3"/>
+      <w:bookmarkStart w:name="_wjzvjugefec1" w:id="4"/>
       <w:bookmarkEnd w:id="3"/>
       <w:bookmarkEnd w:id="4"/>
       <w:r>
@@ -257,10 +386,10 @@
         <w:keepNext/>
       </w:pPr>
       <w:r>
-        <w:t xml:space="preserve">{%p if </w:t>
-      </w:r>
-      <w:r>
-        <w:t>al_next_steps_enabled %}</w:t>
+        <w:rPr>
+          <w:lang w:val="en-US"/>
+        </w:rPr>
+        <w:t>{%p if al_next_steps_enabled %}</w:t>
       </w:r>
     </w:p>
     <w:p>
@@ -268,14 +397,19 @@
         <w:keepNext/>
         <w:rPr>
           <w:b/>
-        </w:rPr>
-      </w:pPr>
-      <w:r>
+          <w:lang w:val="en-US"/>
+        </w:rPr>
+      </w:pPr>
+      <w:r>
+        <w:rPr>
+          <w:lang w:val="en-US"/>
+        </w:rPr>
         <w:t xml:space="preserve">Visit </w:t>
       </w:r>
       <w:r>
         <w:rPr>
           <w:b/>
+          <w:lang w:val="en-US"/>
         </w:rPr>
         <w:t>{{ al_next_steps_help_url }}</w:t>
       </w:r>
@@ -294,13 +428,10 @@
         <w:keepNext/>
       </w:pPr>
       <w:r>
-        <w:t>{%</w:t>
-      </w:r>
-      <w:r>
-        <w:t>p</w:t>
-      </w:r>
-      <w:r>
-        <w:t xml:space="preserve"> if al_next_steps_generate_qr_code %}</w:t>
+        <w:rPr>
+          <w:lang w:val="en-US"/>
+        </w:rPr>
+        <w:t>{%p if al_next_steps_generate_qr_code %}</w:t>
       </w:r>
     </w:p>
     <w:p>
@@ -317,33 +448,24 @@
         <w:jc w:val="center"/>
       </w:pPr>
       <w:r>
-        <w:t>{</w:t>
-      </w:r>
-      <w:r>
-        <w:t>{p</w:t>
-      </w:r>
-      <w:r>
-        <w:t xml:space="preserve"> </w:t>
+        <w:rPr>
+          <w:lang w:val="en-US"/>
+        </w:rPr>
+        <w:t xml:space="preserve">{{p </w:t>
       </w:r>
       <w:proofErr w:type="spellStart"/>
       <w:r>
+        <w:rPr>
+          <w:lang w:val="en-US"/>
+        </w:rPr>
         <w:t>qr_code</w:t>
       </w:r>
       <w:proofErr w:type="spellEnd"/>
       <w:r>
-        <w:t>(al_next_steps_help_url, width</w:t>
-      </w:r>
-      <w:r>
-        <w:t>="1in", alt_text="al_next</w:t>
-      </w:r>
-      <w:r>
-        <w:t>_steps_help_url") | markdown</w:t>
-      </w:r>
-      <w:r>
-        <w:t>}</w:t>
-      </w:r>
-      <w:r>
-        <w:t>}</w:t>
+        <w:rPr>
+          <w:lang w:val="en-US"/>
+        </w:rPr>
+        <w:t>(al_next_steps_help_url, width="1in", alt_text="al_next_steps_help_url") | markdown}}</w:t>
       </w:r>
     </w:p>
     <w:p>
@@ -357,17 +479,58 @@
     <w:p>
       <w:pPr>
         <w:keepNext/>
-      </w:pPr>
+        <w:rPr>
+          <w:b/>
+          <w:bCs/>
+        </w:rPr>
+      </w:pPr>
+      <w:r>
+        <w:t xml:space="preserve">You can </w:t>
+      </w:r>
+      <w:r>
+        <w:t>find a n</w:t>
+      </w:r>
+      <w:r>
+        <w:t>otary</w:t>
+      </w:r>
+      <w:r>
+        <w:t xml:space="preserve"> </w:t>
+      </w:r>
+      <w:r>
+        <w:t xml:space="preserve">by </w:t>
+      </w:r>
+      <w:r>
+        <w:t>usin</w:t>
+      </w:r>
+      <w:r>
+        <w:t>g this</w:t>
+      </w:r>
+      <w:r>
+        <w:t xml:space="preserve"> webs</w:t>
+      </w:r>
+      <w:r>
+        <w:t>ite:</w:t>
+      </w:r>
+      <w:r>
+        <w:t xml:space="preserve"> </w:t>
+      </w:r>
+      <w:r>
+        <w:rPr>
+          <w:b/>
+          <w:bCs/>
+        </w:rPr>
+        <w:t>https://www.nj.gov/treasury/revenue/notary.shtml</w:t>
+      </w:r>
     </w:p>
     <w:p>
       <w:pPr>
         <w:pBdr>
-          <w:bottom w:val="single" w:sz="12" w:space="3" w:color="0074F1"/>
+          <w:bottom w:val="single" w:color="0074F1" w:sz="12" w:space="3"/>
         </w:pBdr>
         <w:spacing w:before="400" w:after="120"/>
         <w:outlineLvl w:val="1"/>
         <w:rPr>
-          <w:rFonts w:asciiTheme="majorHAnsi" w:eastAsiaTheme="majorEastAsia" w:hAnsiTheme="majorHAnsi" w:cstheme="majorBidi"/>
+          <w:rFonts w:asciiTheme="majorHAnsi" w:hAnsiTheme="majorHAnsi" w:eastAsiaTheme="majorEastAsia" w:cstheme="majorBidi"/>
           <w:b/>
           <w:bCs/>
           <w:color w:val="17406D"/>
@@ -375,140 +538,96 @@
           <w:szCs w:val="24"/>
         </w:rPr>
       </w:pPr>
-    </w:p>
-    <w:p>
-      <w:pPr>
-        <w:pBdr>
-          <w:bottom w:val="single" w:sz="12" w:space="3" w:color="0074F1"/>
-        </w:pBdr>
-        <w:spacing w:before="400" w:after="120"/>
-        <w:outlineLvl w:val="1"/>
-        <w:rPr>
-          <w:rFonts w:asciiTheme="majorHAnsi" w:eastAsiaTheme="majorEastAsia" w:hAnsiTheme="majorHAnsi" w:cstheme="majorBidi"/>
+      <w:r>
+        <w:rPr>
+          <w:rFonts w:asciiTheme="majorHAnsi" w:hAnsiTheme="majorHAnsi" w:eastAsiaTheme="majorEastAsia" w:cstheme="majorBidi"/>
           <w:b/>
           <w:bCs/>
-          <w:color w:val="17406D"/>
+          <w:color w:val="173F6C"/>
           <w:sz w:val="24"/>
           <w:szCs w:val="24"/>
         </w:rPr>
-      </w:pPr>
-    </w:p>
-    <w:p>
-      <w:pPr>
-        <w:pBdr>
-          <w:bottom w:val="single" w:sz="12" w:space="3" w:color="0074F1"/>
-        </w:pBdr>
-        <w:spacing w:before="400" w:after="120"/>
-        <w:outlineLvl w:val="1"/>
-        <w:rPr>
-          <w:rFonts w:asciiTheme="majorHAnsi" w:eastAsiaTheme="majorEastAsia" w:hAnsiTheme="majorHAnsi" w:cstheme="majorBidi"/>
+        <w:br w:type="column"/>
+      </w:r>
+      <w:r>
+        <w:rPr>
+          <w:rFonts w:asciiTheme="majorHAnsi" w:hAnsiTheme="majorHAnsi" w:eastAsiaTheme="majorEastAsia" w:cstheme="majorBidi"/>
           <w:b/>
-          <w:bCs/>
-          <w:color w:val="17406D"/>
+          <w:color w:val="173F6C"/>
           <w:sz w:val="24"/>
           <w:szCs w:val="24"/>
         </w:rPr>
-      </w:pPr>
-    </w:p>
-    <w:p>
-      <w:pPr>
-        <w:pBdr>
-          <w:bottom w:val="single" w:sz="12" w:space="3" w:color="0074F1"/>
-        </w:pBdr>
-        <w:spacing w:before="400" w:after="120"/>
-        <w:outlineLvl w:val="1"/>
-        <w:rPr>
-          <w:rFonts w:asciiTheme="majorHAnsi" w:eastAsiaTheme="majorEastAsia" w:hAnsiTheme="majorHAnsi" w:cstheme="majorBidi"/>
+        <w:t>What happens next if I did</w:t>
+      </w:r>
+      <w:r>
+        <w:rPr>
+          <w:rFonts w:asciiTheme="majorHAnsi" w:hAnsiTheme="majorHAnsi" w:eastAsiaTheme="majorEastAsia" w:cstheme="majorBidi"/>
           <w:b/>
-          <w:bCs/>
-          <w:color w:val="17406D"/>
+          <w:color w:val="173F6C"/>
           <w:sz w:val="24"/>
           <w:szCs w:val="24"/>
         </w:rPr>
-      </w:pPr>
-    </w:p>
-    <w:p>
-      <w:pPr>
-        <w:pBdr>
-          <w:bottom w:val="single" w:sz="12" w:space="3" w:color="0074F1"/>
-        </w:pBdr>
-        <w:spacing w:before="400" w:after="120"/>
-        <w:outlineLvl w:val="1"/>
-        <w:rPr>
-          <w:rFonts w:asciiTheme="majorHAnsi" w:eastAsiaTheme="majorEastAsia" w:hAnsiTheme="majorHAnsi" w:cstheme="majorBidi"/>
+        <w:t xml:space="preserve"> </w:t>
+      </w:r>
+      <w:r>
+        <w:rPr>
+          <w:rFonts w:asciiTheme="majorHAnsi" w:hAnsiTheme="majorHAnsi" w:eastAsiaTheme="majorEastAsia" w:cstheme="majorBidi"/>
           <w:b/>
-          <w:bCs/>
-          <w:color w:val="17406D"/>
+          <w:color w:val="173F6C"/>
           <w:sz w:val="24"/>
           <w:szCs w:val="24"/>
         </w:rPr>
-      </w:pPr>
-    </w:p>
-    <w:p>
-      <w:pPr>
-        <w:pBdr>
-          <w:bottom w:val="single" w:sz="12" w:space="3" w:color="0074F1"/>
-        </w:pBdr>
-        <w:spacing w:before="400" w:after="120"/>
-        <w:outlineLvl w:val="1"/>
-        <w:rPr>
-          <w:rFonts w:asciiTheme="majorHAnsi" w:eastAsiaTheme="majorEastAsia" w:hAnsiTheme="majorHAnsi" w:cstheme="majorBidi"/>
+        <w:t>sign electronically</w:t>
+      </w:r>
+      <w:r>
+        <w:rPr>
+          <w:rFonts w:asciiTheme="majorHAnsi" w:hAnsiTheme="majorHAnsi" w:eastAsiaTheme="majorEastAsia" w:cstheme="majorBidi"/>
           <w:b/>
-          <w:bCs/>
-          <w:color w:val="17406D"/>
+          <w:color w:val="173F6C"/>
           <w:sz w:val="24"/>
           <w:szCs w:val="24"/>
         </w:rPr>
-      </w:pPr>
-    </w:p>
-    <w:p>
-      <w:pPr>
-        <w:pBdr>
-          <w:bottom w:val="single" w:sz="12" w:space="3" w:color="0074F1"/>
-        </w:pBdr>
-        <w:spacing w:before="400" w:after="120"/>
-        <w:outlineLvl w:val="1"/>
-        <w:rPr>
-          <w:rFonts w:asciiTheme="majorHAnsi" w:eastAsiaTheme="majorEastAsia" w:hAnsiTheme="majorHAnsi" w:cstheme="majorBidi"/>
+        <w:t xml:space="preserve"> </w:t>
+      </w:r>
+      <w:r>
+        <w:rPr>
+          <w:rFonts w:asciiTheme="majorHAnsi" w:hAnsiTheme="majorHAnsi" w:eastAsiaTheme="majorEastAsia" w:cstheme="majorBidi"/>
           <w:b/>
-          <w:bCs/>
-          <w:color w:val="17406D"/>
+          <w:color w:val="173F6C"/>
           <w:sz w:val="24"/>
           <w:szCs w:val="24"/>
         </w:rPr>
-      </w:pPr>
-      <w:r>
-        <w:rPr>
-          <w:rFonts w:asciiTheme="majorHAnsi" w:eastAsiaTheme="majorEastAsia" w:hAnsiTheme="majorHAnsi" w:cstheme="majorBidi"/>
+        <w:t xml:space="preserve">with a </w:t>
+      </w:r>
+      <w:r>
+        <w:rPr>
+          <w:rFonts w:asciiTheme="majorHAnsi" w:hAnsiTheme="majorHAnsi" w:eastAsiaTheme="majorEastAsia" w:cstheme="majorBidi"/>
           <w:b/>
-          <w:bCs/>
-          <w:color w:val="17406D"/>
+          <w:color w:val="173F6C"/>
           <w:sz w:val="24"/>
           <w:szCs w:val="24"/>
         </w:rPr>
-        <w:t>What happens next if I did</w:t>
-      </w:r>
-      <w:r>
-        <w:rPr>
-          <w:rFonts w:asciiTheme="majorHAnsi" w:eastAsiaTheme="majorEastAsia" w:hAnsiTheme="majorHAnsi" w:cstheme="majorBidi"/>
+        <w:t>notar</w:t>
+      </w:r>
+      <w:r>
+        <w:rPr>
+          <w:rFonts w:asciiTheme="majorHAnsi" w:hAnsiTheme="majorHAnsi" w:eastAsiaTheme="majorEastAsia" w:cstheme="majorBidi"/>
           <w:b/>
-          <w:bCs/>
-          <w:color w:val="17406D"/>
+          <w:color w:val="173F6C"/>
           <w:sz w:val="24"/>
           <w:szCs w:val="24"/>
         </w:rPr>
-        <w:t xml:space="preserve"> </w:t>
-      </w:r>
-      <w:r>
-        <w:rPr>
-          <w:rFonts w:asciiTheme="majorHAnsi" w:eastAsiaTheme="majorEastAsia" w:hAnsiTheme="majorHAnsi" w:cstheme="majorBidi"/>
+        <w:t>y</w:t>
+      </w:r>
+      <w:r>
+        <w:rPr>
+          <w:rFonts w:asciiTheme="majorHAnsi" w:hAnsiTheme="majorHAnsi" w:eastAsiaTheme="majorEastAsia" w:cstheme="majorBidi"/>
           <w:b/>
-          <w:bCs/>
-          <w:color w:val="17406D"/>
+          <w:color w:val="173F6C"/>
           <w:sz w:val="24"/>
           <w:szCs w:val="24"/>
         </w:rPr>
-        <w:t>sign electronically?</w:t>
+        <w:t>?</w:t>
       </w:r>
     </w:p>
     <w:p>
@@ -532,6 +651,9 @@
         </w:numPr>
       </w:pPr>
       <w:r>
+        <w:rPr>
+          <w:lang w:val="en-US"/>
+        </w:rPr>
         <w:t>Give a copy to anyone appropriate, such as your child’s school.</w:t>
       </w:r>
     </w:p>
@@ -547,9 +669,9 @@
     </w:p>
     <w:sectPr>
       <w:type w:val="continuous"/>
-      <w:pgSz w:w="12240" w:h="15840"/>
+      <w:pgSz w:w="12240" w:h="15840" w:orient="portrait"/>
       <w:pgMar w:top="720" w:right="720" w:bottom="720" w:left="720" w:header="0" w:footer="0" w:gutter="0"/>
-      <w:cols w:num="2" w:space="720"/>
+      <w:cols w:space="720" w:num="2"/>
       <w:formProt w:val="0"/>
       <w:docGrid w:linePitch="326"/>
     </w:sectPr>
@@ -861,7 +983,7 @@
         <w:ind w:left="360" w:hanging="360"/>
       </w:pPr>
       <w:rPr>
-        <w:rFonts w:ascii="Symbol" w:hAnsi="Symbol" w:hint="default"/>
+        <w:rFonts w:hint="default" w:ascii="Symbol" w:hAnsi="Symbol"/>
         <w:b/>
         <w:bCs w:val="0"/>
         <w:i w:val="0"/>
@@ -879,7 +1001,7 @@
         <w:ind w:left="1440" w:hanging="360"/>
       </w:pPr>
       <w:rPr>
-        <w:rFonts w:ascii="Wingdings 2" w:hAnsi="Wingdings 2" w:cs="Wingdings 2" w:hint="default"/>
+        <w:rFonts w:hint="default" w:ascii="Wingdings 2" w:hAnsi="Wingdings 2" w:cs="Wingdings 2"/>
         <w:u w:val="none"/>
       </w:rPr>
     </w:lvl>
@@ -1173,7 +1295,7 @@
         <w:ind w:left="1440" w:hanging="360"/>
       </w:pPr>
       <w:rPr>
-        <w:rFonts w:ascii="Wingdings 2" w:hAnsi="Wingdings 2" w:cs="Wingdings 2" w:hint="default"/>
+        <w:rFonts w:hint="default" w:ascii="Wingdings 2" w:hAnsi="Wingdings 2" w:cs="Wingdings 2"/>
         <w:u w:val="none"/>
       </w:rPr>
     </w:lvl>
@@ -1298,7 +1420,7 @@
         <w:ind w:left="1440" w:hanging="360"/>
       </w:pPr>
       <w:rPr>
-        <w:rFonts w:ascii="Wingdings 2" w:hAnsi="Wingdings 2" w:cs="Wingdings 2" w:hint="default"/>
+        <w:rFonts w:hint="default" w:ascii="Wingdings 2" w:hAnsi="Wingdings 2" w:cs="Wingdings 2"/>
       </w:rPr>
     </w:lvl>
     <w:lvl w:ilvl="2">
@@ -1437,7 +1559,7 @@
         <w:ind w:left="1440" w:hanging="360"/>
       </w:pPr>
       <w:rPr>
-        <w:rFonts w:ascii="Wingdings 2" w:hAnsi="Wingdings 2" w:cs="Wingdings 2" w:hint="default"/>
+        <w:rFonts w:hint="default" w:ascii="Wingdings 2" w:hAnsi="Wingdings 2" w:cs="Wingdings 2"/>
         <w:u w:val="none"/>
       </w:rPr>
     </w:lvl>
@@ -1740,7 +1862,7 @@
         <w:ind w:left="1440" w:hanging="360"/>
       </w:pPr>
       <w:rPr>
-        <w:rFonts w:ascii="Wingdings 2" w:hAnsi="Wingdings 2" w:cs="Wingdings 2" w:hint="default"/>
+        <w:rFonts w:hint="default" w:ascii="Wingdings 2" w:hAnsi="Wingdings 2" w:cs="Wingdings 2"/>
         <w:u w:val="none"/>
       </w:rPr>
     </w:lvl>
@@ -1870,7 +1992,7 @@
   <w:docDefaults>
     <w:rPrDefault>
       <w:rPr>
-        <w:rFonts w:asciiTheme="minorHAnsi" w:eastAsiaTheme="minorEastAsia" w:hAnsiTheme="minorHAnsi" w:cstheme="minorBidi"/>
+        <w:rFonts w:asciiTheme="minorHAnsi" w:hAnsiTheme="minorHAnsi" w:eastAsiaTheme="minorEastAsia" w:cstheme="minorBidi"/>
         <w:szCs w:val="22"/>
         <w:lang w:val="en" w:eastAsia="en-US" w:bidi="ar-SA"/>
       </w:rPr>
@@ -1880,14 +2002,14 @@
   <w:latentStyles w:defLockedState="0" w:defUIPriority="99" w:defSemiHidden="0" w:defUnhideWhenUsed="0" w:defQFormat="0" w:count="376">
     <w:lsdException w:name="Normal" w:uiPriority="0" w:qFormat="1"/>
     <w:lsdException w:name="heading 1" w:uiPriority="9" w:qFormat="1"/>
-    <w:lsdException w:name="heading 2" w:semiHidden="1" w:uiPriority="9" w:unhideWhenUsed="1" w:qFormat="1"/>
-    <w:lsdException w:name="heading 3" w:semiHidden="1" w:uiPriority="9" w:unhideWhenUsed="1" w:qFormat="1"/>
-    <w:lsdException w:name="heading 4" w:semiHidden="1" w:uiPriority="9" w:unhideWhenUsed="1" w:qFormat="1"/>
-    <w:lsdException w:name="heading 5" w:semiHidden="1" w:uiPriority="9" w:unhideWhenUsed="1" w:qFormat="1"/>
-    <w:lsdException w:name="heading 6" w:semiHidden="1" w:uiPriority="9" w:unhideWhenUsed="1" w:qFormat="1"/>
-    <w:lsdException w:name="heading 7" w:semiHidden="1" w:uiPriority="9" w:unhideWhenUsed="1" w:qFormat="1"/>
-    <w:lsdException w:name="heading 8" w:semiHidden="1" w:uiPriority="9" w:unhideWhenUsed="1" w:qFormat="1"/>
-    <w:lsdException w:name="heading 9" w:semiHidden="1" w:uiPriority="9" w:unhideWhenUsed="1" w:qFormat="1"/>
+    <w:lsdException w:name="heading 2" w:uiPriority="9" w:semiHidden="1" w:unhideWhenUsed="1" w:qFormat="1"/>
+    <w:lsdException w:name="heading 3" w:uiPriority="9" w:semiHidden="1" w:unhideWhenUsed="1" w:qFormat="1"/>
+    <w:lsdException w:name="heading 4" w:uiPriority="9" w:semiHidden="1" w:unhideWhenUsed="1" w:qFormat="1"/>
+    <w:lsdException w:name="heading 5" w:uiPriority="9" w:semiHidden="1" w:unhideWhenUsed="1" w:qFormat="1"/>
+    <w:lsdException w:name="heading 6" w:uiPriority="9" w:semiHidden="1" w:unhideWhenUsed="1" w:qFormat="1"/>
+    <w:lsdException w:name="heading 7" w:uiPriority="9" w:semiHidden="1" w:unhideWhenUsed="1" w:qFormat="1"/>
+    <w:lsdException w:name="heading 8" w:uiPriority="9" w:semiHidden="1" w:unhideWhenUsed="1" w:qFormat="1"/>
+    <w:lsdException w:name="heading 9" w:uiPriority="9" w:semiHidden="1" w:unhideWhenUsed="1" w:qFormat="1"/>
     <w:lsdException w:name="index 1" w:semiHidden="1" w:unhideWhenUsed="1"/>
     <w:lsdException w:name="index 2" w:semiHidden="1" w:unhideWhenUsed="1"/>
     <w:lsdException w:name="index 3" w:semiHidden="1" w:unhideWhenUsed="1"/>
@@ -1897,22 +2019,22 @@
     <w:lsdException w:name="index 7" w:semiHidden="1" w:unhideWhenUsed="1"/>
     <w:lsdException w:name="index 8" w:semiHidden="1" w:unhideWhenUsed="1"/>
     <w:lsdException w:name="index 9" w:semiHidden="1" w:unhideWhenUsed="1"/>
-    <w:lsdException w:name="toc 1" w:semiHidden="1" w:uiPriority="39" w:unhideWhenUsed="1"/>
-    <w:lsdException w:name="toc 2" w:semiHidden="1" w:uiPriority="39" w:unhideWhenUsed="1"/>
-    <w:lsdException w:name="toc 3" w:semiHidden="1" w:uiPriority="39" w:unhideWhenUsed="1"/>
-    <w:lsdException w:name="toc 4" w:semiHidden="1" w:uiPriority="39" w:unhideWhenUsed="1"/>
-    <w:lsdException w:name="toc 5" w:semiHidden="1" w:uiPriority="39" w:unhideWhenUsed="1"/>
-    <w:lsdException w:name="toc 6" w:semiHidden="1" w:uiPriority="39" w:unhideWhenUsed="1"/>
-    <w:lsdException w:name="toc 7" w:semiHidden="1" w:uiPriority="39" w:unhideWhenUsed="1"/>
-    <w:lsdException w:name="toc 8" w:semiHidden="1" w:uiPriority="39" w:unhideWhenUsed="1"/>
-    <w:lsdException w:name="toc 9" w:semiHidden="1" w:uiPriority="39" w:unhideWhenUsed="1"/>
+    <w:lsdException w:name="toc 1" w:uiPriority="39" w:semiHidden="1" w:unhideWhenUsed="1"/>
+    <w:lsdException w:name="toc 2" w:uiPriority="39" w:semiHidden="1" w:unhideWhenUsed="1"/>
+    <w:lsdException w:name="toc 3" w:uiPriority="39" w:semiHidden="1" w:unhideWhenUsed="1"/>
+    <w:lsdException w:name="toc 4" w:uiPriority="39" w:semiHidden="1" w:unhideWhenUsed="1"/>
+    <w:lsdException w:name="toc 5" w:uiPriority="39" w:semiHidden="1" w:unhideWhenUsed="1"/>
+    <w:lsdException w:name="toc 6" w:uiPriority="39" w:semiHidden="1" w:unhideWhenUsed="1"/>
+    <w:lsdException w:name="toc 7" w:uiPriority="39" w:semiHidden="1" w:unhideWhenUsed="1"/>
+    <w:lsdException w:name="toc 8" w:uiPriority="39" w:semiHidden="1" w:unhideWhenUsed="1"/>
+    <w:lsdException w:name="toc 9" w:uiPriority="39" w:semiHidden="1" w:unhideWhenUsed="1"/>
     <w:lsdException w:name="Normal Indent" w:semiHidden="1" w:unhideWhenUsed="1"/>
     <w:lsdException w:name="footnote text" w:semiHidden="1" w:unhideWhenUsed="1"/>
     <w:lsdException w:name="annotation text" w:semiHidden="1" w:unhideWhenUsed="1"/>
     <w:lsdException w:name="header" w:semiHidden="1" w:unhideWhenUsed="1"/>
     <w:lsdException w:name="footer" w:semiHidden="1" w:unhideWhenUsed="1"/>
     <w:lsdException w:name="index heading" w:semiHidden="1" w:unhideWhenUsed="1"/>
-    <w:lsdException w:name="caption" w:semiHidden="1" w:uiPriority="35" w:unhideWhenUsed="1" w:qFormat="1"/>
+    <w:lsdException w:name="caption" w:uiPriority="35" w:semiHidden="1" w:unhideWhenUsed="1" w:qFormat="1"/>
     <w:lsdException w:name="table of figures" w:semiHidden="1" w:unhideWhenUsed="1"/>
     <w:lsdException w:name="envelope address" w:semiHidden="1" w:unhideWhenUsed="1"/>
     <w:lsdException w:name="envelope return" w:semiHidden="1" w:unhideWhenUsed="1"/>
@@ -1943,7 +2065,7 @@
     <w:lsdException w:name="Title" w:uiPriority="10" w:qFormat="1"/>
     <w:lsdException w:name="Closing" w:semiHidden="1" w:unhideWhenUsed="1"/>
     <w:lsdException w:name="Signature" w:semiHidden="1" w:unhideWhenUsed="1"/>
-    <w:lsdException w:name="Default Paragraph Font" w:semiHidden="1" w:uiPriority="1" w:unhideWhenUsed="1"/>
+    <w:lsdException w:name="Default Paragraph Font" w:uiPriority="1" w:semiHidden="1" w:unhideWhenUsed="1"/>
     <w:lsdException w:name="Body Text" w:semiHidden="1" w:unhideWhenUsed="1"/>
     <w:lsdException w:name="Body Text Indent" w:semiHidden="1" w:unhideWhenUsed="1"/>
     <w:lsdException w:name="List Continue" w:semiHidden="1" w:unhideWhenUsed="1"/>
@@ -2143,8 +2265,8 @@
     <w:lsdException w:name="Subtle Reference" w:uiPriority="31" w:qFormat="1"/>
     <w:lsdException w:name="Intense Reference" w:uiPriority="32" w:qFormat="1"/>
     <w:lsdException w:name="Book Title" w:uiPriority="33" w:qFormat="1"/>
-    <w:lsdException w:name="Bibliography" w:semiHidden="1" w:uiPriority="37" w:unhideWhenUsed="1"/>
-    <w:lsdException w:name="TOC Heading" w:semiHidden="1" w:uiPriority="39" w:unhideWhenUsed="1" w:qFormat="1"/>
+    <w:lsdException w:name="Bibliography" w:uiPriority="37" w:semiHidden="1" w:unhideWhenUsed="1"/>
+    <w:lsdException w:name="TOC Heading" w:uiPriority="39" w:semiHidden="1" w:unhideWhenUsed="1" w:qFormat="1"/>
     <w:lsdException w:name="Plain Table 1" w:uiPriority="41"/>
     <w:lsdException w:name="Plain Table 2" w:uiPriority="42"/>
     <w:lsdException w:name="Plain Table 3" w:uiPriority="43"/>
@@ -2255,7 +2377,7 @@
     <w:lsdException w:name="Unresolved Mention" w:semiHidden="1" w:unhideWhenUsed="1"/>
     <w:lsdException w:name="Smart Link" w:semiHidden="1" w:unhideWhenUsed="1"/>
   </w:latentStyles>
-  <w:style w:type="paragraph" w:default="1" w:styleId="Normal">
+  <w:style w:type="paragraph" w:styleId="Normal" w:default="1">
     <w:name w:val="Normal"/>
     <w:qFormat/>
     <w:rsid w:val="00F47A36"/>
@@ -2279,7 +2401,7 @@
       <w:outlineLvl w:val="0"/>
     </w:pPr>
     <w:rPr>
-      <w:rFonts w:asciiTheme="majorHAnsi" w:eastAsiaTheme="majorEastAsia" w:hAnsiTheme="majorHAnsi" w:cstheme="majorBidi"/>
+      <w:rFonts w:asciiTheme="majorHAnsi" w:hAnsiTheme="majorHAnsi" w:eastAsiaTheme="majorEastAsia" w:cstheme="majorBidi"/>
       <w:b/>
       <w:bCs/>
       <w:i/>
@@ -2300,13 +2422,13 @@
     <w:rsid w:val="00B628B2"/>
     <w:pPr>
       <w:pBdr>
-        <w:bottom w:val="single" w:sz="12" w:space="3" w:color="0074F1"/>
+        <w:bottom w:val="single" w:color="0074F1" w:sz="12" w:space="3"/>
       </w:pBdr>
       <w:spacing w:before="400" w:after="120"/>
       <w:outlineLvl w:val="1"/>
     </w:pPr>
     <w:rPr>
-      <w:rFonts w:asciiTheme="majorHAnsi" w:eastAsiaTheme="majorEastAsia" w:hAnsiTheme="majorHAnsi" w:cstheme="majorBidi"/>
+      <w:rFonts w:asciiTheme="majorHAnsi" w:hAnsiTheme="majorHAnsi" w:eastAsiaTheme="majorEastAsia" w:cstheme="majorBidi"/>
       <w:b/>
       <w:bCs/>
       <w:color w:val="17406D"/>
@@ -2328,7 +2450,7 @@
       <w:outlineLvl w:val="2"/>
     </w:pPr>
     <w:rPr>
-      <w:rFonts w:asciiTheme="majorHAnsi" w:eastAsiaTheme="majorEastAsia" w:hAnsiTheme="majorHAnsi" w:cstheme="majorBidi"/>
+      <w:rFonts w:asciiTheme="majorHAnsi" w:hAnsiTheme="majorHAnsi" w:eastAsiaTheme="majorEastAsia" w:cstheme="majorBidi"/>
       <w:b/>
       <w:bCs/>
       <w:color w:val="17406D"/>
@@ -2350,7 +2472,7 @@
       <w:outlineLvl w:val="3"/>
     </w:pPr>
     <w:rPr>
-      <w:rFonts w:asciiTheme="majorHAnsi" w:eastAsiaTheme="majorEastAsia" w:hAnsiTheme="majorHAnsi" w:cstheme="majorBidi"/>
+      <w:rFonts w:asciiTheme="majorHAnsi" w:hAnsiTheme="majorHAnsi" w:eastAsiaTheme="majorEastAsia" w:cstheme="majorBidi"/>
       <w:b/>
       <w:bCs/>
       <w:i/>
@@ -2374,7 +2496,7 @@
       <w:outlineLvl w:val="4"/>
     </w:pPr>
     <w:rPr>
-      <w:rFonts w:asciiTheme="majorHAnsi" w:eastAsiaTheme="majorEastAsia" w:hAnsiTheme="majorHAnsi" w:cstheme="majorBidi"/>
+      <w:rFonts w:asciiTheme="majorHAnsi" w:hAnsiTheme="majorHAnsi" w:eastAsiaTheme="majorEastAsia" w:cstheme="majorBidi"/>
       <w:b/>
       <w:bCs/>
       <w:i/>
@@ -2395,7 +2517,7 @@
       <w:outlineLvl w:val="5"/>
     </w:pPr>
     <w:rPr>
-      <w:rFonts w:asciiTheme="majorHAnsi" w:eastAsiaTheme="majorEastAsia" w:hAnsiTheme="majorHAnsi" w:cstheme="majorBidi"/>
+      <w:rFonts w:asciiTheme="majorHAnsi" w:hAnsiTheme="majorHAnsi" w:eastAsiaTheme="majorEastAsia" w:cstheme="majorBidi"/>
       <w:b/>
       <w:bCs/>
       <w:i/>
@@ -2417,7 +2539,7 @@
       <w:outlineLvl w:val="6"/>
     </w:pPr>
     <w:rPr>
-      <w:rFonts w:asciiTheme="majorHAnsi" w:eastAsiaTheme="majorEastAsia" w:hAnsiTheme="majorHAnsi" w:cstheme="majorBidi"/>
+      <w:rFonts w:asciiTheme="majorHAnsi" w:hAnsiTheme="majorHAnsi" w:eastAsiaTheme="majorEastAsia" w:cstheme="majorBidi"/>
       <w:b/>
       <w:bCs/>
       <w:i/>
@@ -2439,7 +2561,7 @@
       <w:outlineLvl w:val="7"/>
     </w:pPr>
     <w:rPr>
-      <w:rFonts w:asciiTheme="majorHAnsi" w:eastAsiaTheme="majorEastAsia" w:hAnsiTheme="majorHAnsi" w:cstheme="majorBidi"/>
+      <w:rFonts w:asciiTheme="majorHAnsi" w:hAnsiTheme="majorHAnsi" w:eastAsiaTheme="majorEastAsia" w:cstheme="majorBidi"/>
       <w:b/>
       <w:bCs/>
       <w:i/>
@@ -2463,20 +2585,20 @@
       <w:outlineLvl w:val="8"/>
     </w:pPr>
     <w:rPr>
-      <w:rFonts w:asciiTheme="majorHAnsi" w:eastAsiaTheme="majorEastAsia" w:hAnsiTheme="majorHAnsi" w:cstheme="majorBidi"/>
+      <w:rFonts w:asciiTheme="majorHAnsi" w:hAnsiTheme="majorHAnsi" w:eastAsiaTheme="majorEastAsia" w:cstheme="majorBidi"/>
       <w:i/>
       <w:iCs/>
       <w:sz w:val="18"/>
       <w:szCs w:val="18"/>
     </w:rPr>
   </w:style>
-  <w:style w:type="character" w:default="1" w:styleId="DefaultParagraphFont">
+  <w:style w:type="character" w:styleId="DefaultParagraphFont" w:default="1">
     <w:name w:val="Default Paragraph Font"/>
     <w:uiPriority w:val="1"/>
     <w:semiHidden/>
     <w:unhideWhenUsed/>
   </w:style>
-  <w:style w:type="table" w:default="1" w:styleId="TableNormal">
+  <w:style w:type="table" w:styleId="TableNormal" w:default="1">
     <w:name w:val="Normal Table"/>
     <w:uiPriority w:val="99"/>
     <w:semiHidden/>
@@ -2491,13 +2613,13 @@
       </w:tblCellMar>
     </w:tblPr>
   </w:style>
-  <w:style w:type="numbering" w:default="1" w:styleId="NoList">
+  <w:style w:type="numbering" w:styleId="NoList" w:default="1">
     <w:name w:val="No List"/>
     <w:uiPriority w:val="99"/>
     <w:semiHidden/>
     <w:unhideWhenUsed/>
   </w:style>
-  <w:style w:type="character" w:customStyle="1" w:styleId="CommentTextChar">
+  <w:style w:type="character" w:styleId="CommentTextChar" w:customStyle="1">
     <w:name w:val="Comment Text Char"/>
     <w:basedOn w:val="DefaultParagraphFont"/>
     <w:link w:val="CommentText"/>
@@ -2521,7 +2643,7 @@
       <w:szCs w:val="16"/>
     </w:rPr>
   </w:style>
-  <w:style w:type="character" w:customStyle="1" w:styleId="BalloonTextChar">
+  <w:style w:type="character" w:styleId="BalloonTextChar" w:customStyle="1">
     <w:name w:val="Balloon Text Char"/>
     <w:basedOn w:val="DefaultParagraphFont"/>
     <w:link w:val="BalloonText"/>
@@ -2535,7 +2657,7 @@
       <w:szCs w:val="18"/>
     </w:rPr>
   </w:style>
-  <w:style w:type="character" w:customStyle="1" w:styleId="HeaderChar">
+  <w:style w:type="character" w:styleId="HeaderChar" w:customStyle="1">
     <w:name w:val="Header Char"/>
     <w:basedOn w:val="DefaultParagraphFont"/>
     <w:link w:val="Header"/>
@@ -2543,7 +2665,7 @@
     <w:qFormat/>
     <w:rsid w:val="00533458"/>
   </w:style>
-  <w:style w:type="character" w:customStyle="1" w:styleId="FooterChar">
+  <w:style w:type="character" w:styleId="FooterChar" w:customStyle="1">
     <w:name w:val="Footer Char"/>
     <w:basedOn w:val="DefaultParagraphFont"/>
     <w:link w:val="Footer"/>
@@ -2551,7 +2673,7 @@
     <w:qFormat/>
     <w:rsid w:val="00533458"/>
   </w:style>
-  <w:style w:type="character" w:customStyle="1" w:styleId="Heading1Char">
+  <w:style w:type="character" w:styleId="Heading1Char" w:customStyle="1">
     <w:name w:val="Heading 1 Char"/>
     <w:basedOn w:val="DefaultParagraphFont"/>
     <w:link w:val="Heading1"/>
@@ -2559,7 +2681,7 @@
     <w:qFormat/>
     <w:rsid w:val="00957D00"/>
     <w:rPr>
-      <w:rFonts w:asciiTheme="majorHAnsi" w:eastAsiaTheme="majorEastAsia" w:hAnsiTheme="majorHAnsi" w:cstheme="majorBidi"/>
+      <w:rFonts w:asciiTheme="majorHAnsi" w:hAnsiTheme="majorHAnsi" w:eastAsiaTheme="majorEastAsia" w:cstheme="majorBidi"/>
       <w:b/>
       <w:bCs/>
       <w:i/>
@@ -2568,7 +2690,7 @@
       <w:szCs w:val="32"/>
     </w:rPr>
   </w:style>
-  <w:style w:type="character" w:customStyle="1" w:styleId="Heading2Char">
+  <w:style w:type="character" w:styleId="Heading2Char" w:customStyle="1">
     <w:name w:val="Heading 2 Char"/>
     <w:basedOn w:val="DefaultParagraphFont"/>
     <w:link w:val="Heading2"/>
@@ -2576,7 +2698,7 @@
     <w:qFormat/>
     <w:rsid w:val="00B628B2"/>
     <w:rPr>
-      <w:rFonts w:asciiTheme="majorHAnsi" w:eastAsiaTheme="majorEastAsia" w:hAnsiTheme="majorHAnsi" w:cstheme="majorBidi"/>
+      <w:rFonts w:asciiTheme="majorHAnsi" w:hAnsiTheme="majorHAnsi" w:eastAsiaTheme="majorEastAsia" w:cstheme="majorBidi"/>
       <w:b/>
       <w:bCs/>
       <w:color w:val="0074F1"/>
@@ -2584,7 +2706,7 @@
       <w:szCs w:val="24"/>
     </w:rPr>
   </w:style>
-  <w:style w:type="character" w:customStyle="1" w:styleId="Heading3Char">
+  <w:style w:type="character" w:styleId="Heading3Char" w:customStyle="1">
     <w:name w:val="Heading 3 Char"/>
     <w:basedOn w:val="DefaultParagraphFont"/>
     <w:link w:val="Heading3"/>
@@ -2592,14 +2714,14 @@
     <w:qFormat/>
     <w:rsid w:val="003721AE"/>
     <w:rPr>
-      <w:rFonts w:asciiTheme="majorHAnsi" w:eastAsiaTheme="majorEastAsia" w:hAnsiTheme="majorHAnsi" w:cstheme="majorBidi"/>
+      <w:rFonts w:asciiTheme="majorHAnsi" w:hAnsiTheme="majorHAnsi" w:eastAsiaTheme="majorEastAsia" w:cstheme="majorBidi"/>
       <w:b/>
       <w:bCs/>
       <w:sz w:val="21"/>
       <w:szCs w:val="21"/>
     </w:rPr>
   </w:style>
-  <w:style w:type="character" w:customStyle="1" w:styleId="Heading4Char">
+  <w:style w:type="character" w:styleId="Heading4Char" w:customStyle="1">
     <w:name w:val="Heading 4 Char"/>
     <w:basedOn w:val="DefaultParagraphFont"/>
     <w:link w:val="Heading4"/>
@@ -2607,7 +2729,7 @@
     <w:qFormat/>
     <w:rsid w:val="00957D00"/>
     <w:rPr>
-      <w:rFonts w:asciiTheme="majorHAnsi" w:eastAsiaTheme="majorEastAsia" w:hAnsiTheme="majorHAnsi" w:cstheme="majorBidi"/>
+      <w:rFonts w:asciiTheme="majorHAnsi" w:hAnsiTheme="majorHAnsi" w:eastAsiaTheme="majorEastAsia" w:cstheme="majorBidi"/>
       <w:b/>
       <w:bCs/>
       <w:i/>
@@ -2616,7 +2738,7 @@
       <w:szCs w:val="24"/>
     </w:rPr>
   </w:style>
-  <w:style w:type="character" w:customStyle="1" w:styleId="Heading5Char">
+  <w:style w:type="character" w:styleId="Heading5Char" w:customStyle="1">
     <w:name w:val="Heading 5 Char"/>
     <w:basedOn w:val="DefaultParagraphFont"/>
     <w:link w:val="Heading5"/>
@@ -2624,14 +2746,14 @@
     <w:qFormat/>
     <w:rsid w:val="00957D00"/>
     <w:rPr>
-      <w:rFonts w:asciiTheme="majorHAnsi" w:eastAsiaTheme="majorEastAsia" w:hAnsiTheme="majorHAnsi" w:cstheme="majorBidi"/>
+      <w:rFonts w:asciiTheme="majorHAnsi" w:hAnsiTheme="majorHAnsi" w:eastAsiaTheme="majorEastAsia" w:cstheme="majorBidi"/>
       <w:b/>
       <w:bCs/>
       <w:i/>
       <w:iCs/>
     </w:rPr>
   </w:style>
-  <w:style w:type="character" w:customStyle="1" w:styleId="Heading6Char">
+  <w:style w:type="character" w:styleId="Heading6Char" w:customStyle="1">
     <w:name w:val="Heading 6 Char"/>
     <w:basedOn w:val="DefaultParagraphFont"/>
     <w:link w:val="Heading6"/>
@@ -2639,14 +2761,14 @@
     <w:qFormat/>
     <w:rsid w:val="00957D00"/>
     <w:rPr>
-      <w:rFonts w:asciiTheme="majorHAnsi" w:eastAsiaTheme="majorEastAsia" w:hAnsiTheme="majorHAnsi" w:cstheme="majorBidi"/>
+      <w:rFonts w:asciiTheme="majorHAnsi" w:hAnsiTheme="majorHAnsi" w:eastAsiaTheme="majorEastAsia" w:cstheme="majorBidi"/>
       <w:b/>
       <w:bCs/>
       <w:i/>
       <w:iCs/>
     </w:rPr>
   </w:style>
-  <w:style w:type="character" w:customStyle="1" w:styleId="Heading7Char">
+  <w:style w:type="character" w:styleId="Heading7Char" w:customStyle="1">
     <w:name w:val="Heading 7 Char"/>
     <w:basedOn w:val="DefaultParagraphFont"/>
     <w:link w:val="Heading7"/>
@@ -2655,7 +2777,7 @@
     <w:qFormat/>
     <w:rsid w:val="00957D00"/>
     <w:rPr>
-      <w:rFonts w:asciiTheme="majorHAnsi" w:eastAsiaTheme="majorEastAsia" w:hAnsiTheme="majorHAnsi" w:cstheme="majorBidi"/>
+      <w:rFonts w:asciiTheme="majorHAnsi" w:hAnsiTheme="majorHAnsi" w:eastAsiaTheme="majorEastAsia" w:cstheme="majorBidi"/>
       <w:b/>
       <w:bCs/>
       <w:i/>
@@ -2664,7 +2786,7 @@
       <w:szCs w:val="20"/>
     </w:rPr>
   </w:style>
-  <w:style w:type="character" w:customStyle="1" w:styleId="Heading8Char">
+  <w:style w:type="character" w:styleId="Heading8Char" w:customStyle="1">
     <w:name w:val="Heading 8 Char"/>
     <w:basedOn w:val="DefaultParagraphFont"/>
     <w:link w:val="Heading8"/>
@@ -2673,7 +2795,7 @@
     <w:qFormat/>
     <w:rsid w:val="00957D00"/>
     <w:rPr>
-      <w:rFonts w:asciiTheme="majorHAnsi" w:eastAsiaTheme="majorEastAsia" w:hAnsiTheme="majorHAnsi" w:cstheme="majorBidi"/>
+      <w:rFonts w:asciiTheme="majorHAnsi" w:hAnsiTheme="majorHAnsi" w:eastAsiaTheme="majorEastAsia" w:cstheme="majorBidi"/>
       <w:b/>
       <w:bCs/>
       <w:i/>
@@ -2682,7 +2804,7 @@
       <w:szCs w:val="18"/>
     </w:rPr>
   </w:style>
-  <w:style w:type="character" w:customStyle="1" w:styleId="Heading9Char">
+  <w:style w:type="character" w:styleId="Heading9Char" w:customStyle="1">
     <w:name w:val="Heading 9 Char"/>
     <w:basedOn w:val="DefaultParagraphFont"/>
     <w:link w:val="Heading9"/>
@@ -2691,14 +2813,14 @@
     <w:qFormat/>
     <w:rsid w:val="00957D00"/>
     <w:rPr>
-      <w:rFonts w:asciiTheme="majorHAnsi" w:eastAsiaTheme="majorEastAsia" w:hAnsiTheme="majorHAnsi" w:cstheme="majorBidi"/>
+      <w:rFonts w:asciiTheme="majorHAnsi" w:hAnsiTheme="majorHAnsi" w:eastAsiaTheme="majorEastAsia" w:cstheme="majorBidi"/>
       <w:i/>
       <w:iCs/>
       <w:sz w:val="18"/>
       <w:szCs w:val="18"/>
     </w:rPr>
   </w:style>
-  <w:style w:type="character" w:customStyle="1" w:styleId="TitleChar">
+  <w:style w:type="character" w:styleId="TitleChar" w:customStyle="1">
     <w:name w:val="Title Char"/>
     <w:basedOn w:val="DefaultParagraphFont"/>
     <w:link w:val="Title"/>
@@ -2706,7 +2828,7 @@
     <w:qFormat/>
     <w:rsid w:val="00F47A36"/>
     <w:rPr>
-      <w:rFonts w:asciiTheme="majorHAnsi" w:eastAsiaTheme="majorEastAsia" w:hAnsiTheme="majorHAnsi" w:cstheme="majorBidi"/>
+      <w:rFonts w:asciiTheme="majorHAnsi" w:hAnsiTheme="majorHAnsi" w:eastAsiaTheme="majorEastAsia" w:cstheme="majorBidi"/>
       <w:b/>
       <w:bCs/>
       <w:color w:val="002E63"/>
@@ -2715,7 +2837,7 @@
       <w:szCs w:val="36"/>
     </w:rPr>
   </w:style>
-  <w:style w:type="character" w:customStyle="1" w:styleId="SubtitleChar">
+  <w:style w:type="character" w:styleId="SubtitleChar" w:customStyle="1">
     <w:name w:val="Subtitle Char"/>
     <w:basedOn w:val="DefaultParagraphFont"/>
     <w:link w:val="Subtitle"/>
@@ -2752,7 +2874,7 @@
       <w:color w:val="auto"/>
     </w:rPr>
   </w:style>
-  <w:style w:type="character" w:customStyle="1" w:styleId="NoSpacingChar">
+  <w:style w:type="character" w:styleId="NoSpacingChar" w:customStyle="1">
     <w:name w:val="No Spacing Char"/>
     <w:basedOn w:val="DefaultParagraphFont"/>
     <w:link w:val="NoSpacing"/>
@@ -2760,7 +2882,7 @@
     <w:qFormat/>
     <w:rsid w:val="0038587F"/>
   </w:style>
-  <w:style w:type="character" w:customStyle="1" w:styleId="QuoteChar">
+  <w:style w:type="character" w:styleId="QuoteChar" w:customStyle="1">
     <w:name w:val="Quote Char"/>
     <w:basedOn w:val="DefaultParagraphFont"/>
     <w:link w:val="Quote"/>
@@ -2771,7 +2893,7 @@
       <w:color w:val="5A5A5A" w:themeColor="text1" w:themeTint="A5"/>
     </w:rPr>
   </w:style>
-  <w:style w:type="character" w:customStyle="1" w:styleId="IntenseQuoteChar">
+  <w:style w:type="character" w:styleId="IntenseQuoteChar" w:customStyle="1">
     <w:name w:val="Intense Quote Char"/>
     <w:basedOn w:val="DefaultParagraphFont"/>
     <w:link w:val="IntenseQuote"/>
@@ -2779,7 +2901,7 @@
     <w:qFormat/>
     <w:rsid w:val="00957D00"/>
     <w:rPr>
-      <w:rFonts w:asciiTheme="majorHAnsi" w:eastAsiaTheme="majorEastAsia" w:hAnsiTheme="majorHAnsi" w:cstheme="majorBidi"/>
+      <w:rFonts w:asciiTheme="majorHAnsi" w:hAnsiTheme="majorHAnsi" w:eastAsiaTheme="majorEastAsia" w:cstheme="majorBidi"/>
       <w:i/>
       <w:iCs/>
       <w:sz w:val="20"/>
@@ -2838,7 +2960,7 @@
     <w:qFormat/>
     <w:rsid w:val="00957D00"/>
     <w:rPr>
-      <w:rFonts w:asciiTheme="majorHAnsi" w:eastAsiaTheme="majorEastAsia" w:hAnsiTheme="majorHAnsi" w:cstheme="majorBidi"/>
+      <w:rFonts w:asciiTheme="majorHAnsi" w:hAnsiTheme="majorHAnsi" w:eastAsiaTheme="majorEastAsia" w:cstheme="majorBidi"/>
       <w:b/>
       <w:bCs/>
       <w:smallCaps/>
@@ -2846,7 +2968,7 @@
       <w:u w:val="single"/>
     </w:rPr>
   </w:style>
-  <w:style w:type="character" w:customStyle="1" w:styleId="HTMLPreformattedChar">
+  <w:style w:type="character" w:styleId="HTMLPreformattedChar" w:customStyle="1">
     <w:name w:val="HTML Preformatted Char"/>
     <w:basedOn w:val="DefaultParagraphFont"/>
     <w:link w:val="HTMLPreformatted"/>
@@ -2854,19 +2976,19 @@
     <w:qFormat/>
     <w:rsid w:val="00AB3823"/>
     <w:rPr>
-      <w:rFonts w:ascii="Courier New" w:eastAsia="Times New Roman" w:hAnsi="Courier New" w:cs="Courier New"/>
+      <w:rFonts w:ascii="Courier New" w:hAnsi="Courier New" w:eastAsia="Times New Roman" w:cs="Courier New"/>
       <w:sz w:val="20"/>
       <w:szCs w:val="20"/>
       <w:lang w:val="en-US"/>
     </w:rPr>
   </w:style>
-  <w:style w:type="character" w:customStyle="1" w:styleId="l">
+  <w:style w:type="character" w:styleId="l" w:customStyle="1">
     <w:name w:val="l"/>
     <w:basedOn w:val="DefaultParagraphFont"/>
     <w:qFormat/>
     <w:rsid w:val="00AB3823"/>
   </w:style>
-  <w:style w:type="paragraph" w:customStyle="1" w:styleId="Heading">
+  <w:style w:type="paragraph" w:styleId="Heading" w:customStyle="1">
     <w:name w:val="Heading"/>
     <w:basedOn w:val="Normal"/>
     <w:next w:val="BodyText"/>
@@ -2876,7 +2998,7 @@
       <w:spacing w:before="240" w:after="120"/>
     </w:pPr>
     <w:rPr>
-      <w:rFonts w:ascii="Liberation Sans" w:eastAsia="SimSun" w:hAnsi="Liberation Sans" w:cs="Lucida Sans"/>
+      <w:rFonts w:ascii="Liberation Sans" w:hAnsi="Liberation Sans" w:eastAsia="SimSun" w:cs="Lucida Sans"/>
       <w:sz w:val="28"/>
       <w:szCs w:val="28"/>
     </w:rPr>
@@ -2911,7 +3033,7 @@
       <w:szCs w:val="18"/>
     </w:rPr>
   </w:style>
-  <w:style w:type="paragraph" w:customStyle="1" w:styleId="Index">
+  <w:style w:type="paragraph" w:styleId="Index" w:customStyle="1">
     <w:name w:val="Index"/>
     <w:basedOn w:val="Normal"/>
     <w:qFormat/>
@@ -2932,14 +3054,14 @@
     <w:rsid w:val="00F47A36"/>
     <w:pPr>
       <w:pBdr>
-        <w:top w:val="single" w:sz="48" w:space="1" w:color="17406D"/>
-        <w:bottom w:val="single" w:sz="48" w:space="1" w:color="17406D"/>
+        <w:top w:val="single" w:color="17406D" w:sz="48" w:space="1"/>
+        <w:bottom w:val="single" w:color="17406D" w:sz="48" w:space="1"/>
       </w:pBdr>
       <w:shd w:val="clear" w:color="auto" w:fill="17406D"/>
       <w:jc w:val="center"/>
     </w:pPr>
     <w:rPr>
-      <w:rFonts w:asciiTheme="majorHAnsi" w:eastAsiaTheme="majorEastAsia" w:hAnsiTheme="majorHAnsi" w:cstheme="majorBidi"/>
+      <w:rFonts w:asciiTheme="majorHAnsi" w:hAnsiTheme="majorHAnsi" w:eastAsiaTheme="majorEastAsia" w:cstheme="majorBidi"/>
       <w:b/>
       <w:bCs/>
       <w:color w:val="FFFFFF"/>
@@ -2990,7 +3112,7 @@
       <w:szCs w:val="18"/>
     </w:rPr>
   </w:style>
-  <w:style w:type="paragraph" w:customStyle="1" w:styleId="HeaderandFooter">
+  <w:style w:type="paragraph" w:styleId="HeaderandFooter" w:customStyle="1">
     <w:name w:val="Header and Footer"/>
     <w:basedOn w:val="Normal"/>
     <w:qFormat/>
@@ -3071,7 +3193,7 @@
       <w:jc w:val="center"/>
     </w:pPr>
     <w:rPr>
-      <w:rFonts w:asciiTheme="majorHAnsi" w:eastAsiaTheme="majorEastAsia" w:hAnsiTheme="majorHAnsi" w:cstheme="majorBidi"/>
+      <w:rFonts w:asciiTheme="majorHAnsi" w:hAnsiTheme="majorHAnsi" w:eastAsiaTheme="majorEastAsia" w:cstheme="majorBidi"/>
       <w:i/>
       <w:iCs/>
     </w:rPr>
@@ -3086,7 +3208,7 @@
     <w:qFormat/>
     <w:rsid w:val="00957D00"/>
   </w:style>
-  <w:style w:type="paragraph" w:customStyle="1" w:styleId="NumberedList">
+  <w:style w:type="paragraph" w:styleId="NumberedList" w:customStyle="1">
     <w:name w:val="Numbered List"/>
     <w:qFormat/>
     <w:rsid w:val="005579B7"/>
@@ -3098,7 +3220,7 @@
       <w:szCs w:val="20"/>
     </w:rPr>
   </w:style>
-  <w:style w:type="paragraph" w:customStyle="1" w:styleId="Notetext">
+  <w:style w:type="paragraph" w:styleId="Notetext" w:customStyle="1">
     <w:name w:val="Note text"/>
     <w:basedOn w:val="Normal"/>
     <w:qFormat/>
@@ -3140,11 +3262,11 @@
       <w:spacing w:after="0"/>
     </w:pPr>
     <w:rPr>
-      <w:rFonts w:ascii="Courier New" w:eastAsia="Times New Roman" w:hAnsi="Courier New" w:cs="Courier New"/>
+      <w:rFonts w:ascii="Courier New" w:hAnsi="Courier New" w:eastAsia="Times New Roman" w:cs="Courier New"/>
       <w:lang w:val="en-US"/>
     </w:rPr>
   </w:style>
-  <w:style w:type="paragraph" w:customStyle="1" w:styleId="FrameContents">
+  <w:style w:type="paragraph" w:styleId="FrameContents" w:customStyle="1">
     <w:name w:val="Frame Contents"/>
     <w:basedOn w:val="Normal"/>
     <w:qFormat/>
@@ -3157,16 +3279,16 @@
     <w:rsid w:val="007614BF"/>
     <w:tblPr>
       <w:tblBorders>
-        <w:top w:val="single" w:sz="4" w:space="0" w:color="auto"/>
-        <w:left w:val="single" w:sz="4" w:space="0" w:color="auto"/>
-        <w:bottom w:val="single" w:sz="4" w:space="0" w:color="auto"/>
-        <w:right w:val="single" w:sz="4" w:space="0" w:color="auto"/>
-        <w:insideH w:val="single" w:sz="4" w:space="0" w:color="auto"/>
-        <w:insideV w:val="single" w:sz="4" w:space="0" w:color="auto"/>
+        <w:top w:val="single" w:color="auto" w:sz="4" w:space="0"/>
+        <w:left w:val="single" w:color="auto" w:sz="4" w:space="0"/>
+        <w:bottom w:val="single" w:color="auto" w:sz="4" w:space="0"/>
+        <w:right w:val="single" w:color="auto" w:sz="4" w:space="0"/>
+        <w:insideH w:val="single" w:color="auto" w:sz="4" w:space="0"/>
+        <w:insideV w:val="single" w:color="auto" w:sz="4" w:space="0"/>
       </w:tblBorders>
     </w:tblPr>
   </w:style>
-  <w:style w:type="character" w:customStyle="1" w:styleId="pl-s">
+  <w:style w:type="character" w:styleId="pl-s" w:customStyle="1">
     <w:name w:val="pl-s"/>
     <w:basedOn w:val="DefaultParagraphFont"/>
     <w:rsid w:val="00646B66"/>
@@ -3175,7 +3297,7 @@
 </file>
 
 <file path=word/theme/theme1.xml><?xml version="1.0" encoding="utf-8"?>
-<a:theme xmlns:a="http://schemas.openxmlformats.org/drawingml/2006/main" name="MassAccess-Theme">
+<a:theme xmlns:a="http://schemas.openxmlformats.org/drawingml/2006/main" xmlns:thm15="http://schemas.microsoft.com/office/thememl/2012/main" name="MassAccess-Theme">
   <a:themeElements>
     <a:clrScheme name="Blue">
       <a:dk1>
